--- a/Document-FOR CRAWLING.docx
+++ b/Document-FOR CRAWLING.docx
@@ -7,13 +7,8 @@
         <w:t>Document-</w:t>
       </w:r>
       <w:r>
-        <w:t xml:space="preserve">for </w:t>
+        <w:t>for craw</w:t>
       </w:r>
-      <w:proofErr w:type="gramStart"/>
-      <w:r>
-        <w:t>craw</w:t>
-      </w:r>
-      <w:proofErr w:type="gramEnd"/>
     </w:p>
     <w:p>
       <w:r>
@@ -21,6 +16,9 @@
       </w:r>
       <w:r>
         <w:t xml:space="preserve"> – 13.03.2026</w:t>
+      </w:r>
+      <w:r>
+        <w:t xml:space="preserve"> – edited (new version)</w:t>
       </w:r>
     </w:p>
     <w:sectPr>
